--- a/REPORT.docx
+++ b/REPORT.docx
@@ -2,7 +2,7 @@
 <file path=word/document.xml><?xml version="1.0" encoding="utf-8"?>
 <w:document xmlns:w="http://schemas.openxmlformats.org/wordprocessingml/2006/main" xmlns:m="http://schemas.openxmlformats.org/officeDocument/2006/math" xmlns:r="http://schemas.openxmlformats.org/officeDocument/2006/relationships" xmlns:o="urn:schemas-microsoft-com:office:office" xmlns:v="urn:schemas-microsoft-com:vml" xmlns:w10="urn:schemas-microsoft-com:office:word" xmlns:a="http://schemas.openxmlformats.org/drawingml/2006/main" xmlns:pic="http://schemas.openxmlformats.org/drawingml/2006/picture" xmlns:wp="http://schemas.openxmlformats.org/drawingml/2006/wordprocessingDrawing">
   <w:body>
-    <w:bookmarkStart w:id="31" w:name="X57a10ee199553f2eef83e41161454ec50b25927"/>
+    <w:bookmarkStart w:id="37" w:name="X57a10ee199553f2eef83e41161454ec50b25927"/>
     <w:p>
       <w:pPr>
         <w:pStyle w:val="Heading1"/>
@@ -91,7 +91,67 @@
         <w:pStyle w:val="Compact"/>
       </w:pPr>
       <w:r>
-        <w:t xml:space="preserve">Obtain traffic containing benign behaviour, reconnaissance, DoS and one further attack. (2) Extract features that separate those behaviours. (3) Detect them with a justified method. (4) Explain every alert (what, why, how severe/confident). (5) Provide a runnable CLI and dashboard. (6) Evaluate honestly, including failures, and state limitations.</w:t>
+        <w:t xml:space="preserve">Obtain traffic containing benign behaviour, reconnaissance, DoS and one further attack.</w:t>
+      </w:r>
+    </w:p>
+    <w:p>
+      <w:pPr>
+        <w:numPr>
+          <w:ilvl w:val="0"/>
+          <w:numId w:val="1001"/>
+        </w:numPr>
+        <w:pStyle w:val="Compact"/>
+      </w:pPr>
+      <w:r>
+        <w:t xml:space="preserve">Extract features that separate those behaviours.</w:t>
+      </w:r>
+    </w:p>
+    <w:p>
+      <w:pPr>
+        <w:numPr>
+          <w:ilvl w:val="0"/>
+          <w:numId w:val="1001"/>
+        </w:numPr>
+        <w:pStyle w:val="Compact"/>
+      </w:pPr>
+      <w:r>
+        <w:t xml:space="preserve">Detect them with a justified method.</w:t>
+      </w:r>
+    </w:p>
+    <w:p>
+      <w:pPr>
+        <w:numPr>
+          <w:ilvl w:val="0"/>
+          <w:numId w:val="1001"/>
+        </w:numPr>
+        <w:pStyle w:val="Compact"/>
+      </w:pPr>
+      <w:r>
+        <w:t xml:space="preserve">Explain every alert (what, why, how severe/confident).</w:t>
+      </w:r>
+    </w:p>
+    <w:p>
+      <w:pPr>
+        <w:numPr>
+          <w:ilvl w:val="0"/>
+          <w:numId w:val="1001"/>
+        </w:numPr>
+        <w:pStyle w:val="Compact"/>
+      </w:pPr>
+      <w:r>
+        <w:t xml:space="preserve">Provide a runnable CLI and dashboard.</w:t>
+      </w:r>
+    </w:p>
+    <w:p>
+      <w:pPr>
+        <w:numPr>
+          <w:ilvl w:val="0"/>
+          <w:numId w:val="1001"/>
+        </w:numPr>
+        <w:pStyle w:val="Compact"/>
+      </w:pPr>
+      <w:r>
+        <w:t xml:space="preserve">Evaluate honestly, including failures, and state limitations.</w:t>
       </w:r>
     </w:p>
     <w:bookmarkEnd w:id="21"/>
@@ -119,7 +179,7 @@
         <w:t xml:space="preserve"> </w:t>
       </w:r>
       <w:r>
-        <w:t xml:space="preserve">Attacks may only be run against systems one owns, and I had no authorised multi-host lab for this assignment window; a deterministic generator also makes every number here reproducible (</w:t>
+        <w:t xml:space="preserve">Attacks may only be run against systems one owns, and a multi-host lab was not available for this assignment; a deterministic generator also makes every number here reproducible (</w:t>
       </w:r>
       <w:r>
         <w:rPr>
@@ -1264,7 +1324,7 @@
       </w:r>
     </w:p>
     <w:bookmarkEnd w:id="25"/>
-    <w:bookmarkStart w:id="26" w:name="testing-and-evaluation"/>
+    <w:bookmarkStart w:id="32" w:name="testing-and-evaluation"/>
     <w:p>
       <w:pPr>
         <w:pStyle w:val="Heading2"/>
@@ -1740,15 +1800,21 @@
         </w:rPr>
         <w:t xml:space="preserve">Scenario results.</w:t>
       </w:r>
-      <w:r>
-        <w:t xml:space="preserve"> </w:t>
-      </w:r>
-      <w:r>
-        <w:rPr>
-          <w:iCs/>
-          <w:i/>
-        </w:rPr>
-        <w:t xml:space="preserve">S1:</w:t>
+    </w:p>
+    <w:p>
+      <w:pPr>
+        <w:numPr>
+          <w:ilvl w:val="0"/>
+          <w:numId w:val="1002"/>
+        </w:numPr>
+        <w:pStyle w:val="Compact"/>
+      </w:pPr>
+      <w:r>
+        <w:rPr>
+          <w:bCs/>
+          <w:b/>
+        </w:rPr>
+        <w:t xml:space="preserve">S1 (normal):</w:t>
       </w:r>
       <w:r>
         <w:t xml:space="preserve"> </w:t>
@@ -1756,63 +1822,87 @@
       <w:r>
         <w:t xml:space="preserve">zero alerts in all modes.</w:t>
       </w:r>
-      <w:r>
-        <w:t xml:space="preserve"> </w:t>
-      </w:r>
-      <w:r>
-        <w:rPr>
-          <w:iCs/>
-          <w:i/>
-        </w:rPr>
-        <w:t xml:space="preserve">S2:</w:t>
-      </w:r>
-      <w:r>
-        <w:t xml:space="preserve"> </w:t>
-      </w:r>
-      <w:r>
-        <w:t xml:space="preserve">scan found in the first window (466 ports in 5 s).</w:t>
-      </w:r>
-      <w:r>
-        <w:t xml:space="preserve"> </w:t>
-      </w:r>
-      <w:r>
-        <w:rPr>
-          <w:iCs/>
-          <w:i/>
-        </w:rPr>
-        <w:t xml:space="preserve">S3:</w:t>
-      </w:r>
-      <w:r>
-        <w:t xml:space="preserve"> </w:t>
-      </w:r>
-      <w:r>
-        <w:t xml:space="preserve">flood found in the first window (~400 conn/s, 100 % unfinished); impact below.</w:t>
-      </w:r>
-      <w:r>
-        <w:t xml:space="preserve"> </w:t>
-      </w:r>
-      <w:r>
-        <w:rPr>
-          <w:iCs/>
-          <w:i/>
-        </w:rPr>
-        <w:t xml:space="preserve">S4a:</w:t>
-      </w:r>
-      <w:r>
-        <w:t xml:space="preserve"> </w:t>
-      </w:r>
-      <w:r>
-        <w:t xml:space="preserve">brute force found in all 10 windows.</w:t>
-      </w:r>
-      <w:r>
-        <w:t xml:space="preserve"> </w:t>
-      </w:r>
-      <w:r>
-        <w:rPr>
-          <w:iCs/>
-          <w:i/>
-        </w:rPr>
-        <w:t xml:space="preserve">S4b:</w:t>
+    </w:p>
+    <w:p>
+      <w:pPr>
+        <w:numPr>
+          <w:ilvl w:val="0"/>
+          <w:numId w:val="1002"/>
+        </w:numPr>
+        <w:pStyle w:val="Compact"/>
+      </w:pPr>
+      <w:r>
+        <w:rPr>
+          <w:bCs/>
+          <w:b/>
+        </w:rPr>
+        <w:t xml:space="preserve">S2 (port scan):</w:t>
+      </w:r>
+      <w:r>
+        <w:t xml:space="preserve"> </w:t>
+      </w:r>
+      <w:r>
+        <w:t xml:space="preserve">found in the first window (466 ports in 5 s).</w:t>
+      </w:r>
+    </w:p>
+    <w:p>
+      <w:pPr>
+        <w:numPr>
+          <w:ilvl w:val="0"/>
+          <w:numId w:val="1002"/>
+        </w:numPr>
+        <w:pStyle w:val="Compact"/>
+      </w:pPr>
+      <w:r>
+        <w:rPr>
+          <w:bCs/>
+          <w:b/>
+        </w:rPr>
+        <w:t xml:space="preserve">S3 (SYN flood):</w:t>
+      </w:r>
+      <w:r>
+        <w:t xml:space="preserve"> </w:t>
+      </w:r>
+      <w:r>
+        <w:t xml:space="preserve">found in the first window (~400 conn/s, 100 % unfinished); impact below.</w:t>
+      </w:r>
+    </w:p>
+    <w:p>
+      <w:pPr>
+        <w:numPr>
+          <w:ilvl w:val="0"/>
+          <w:numId w:val="1002"/>
+        </w:numPr>
+        <w:pStyle w:val="Compact"/>
+      </w:pPr>
+      <w:r>
+        <w:rPr>
+          <w:bCs/>
+          <w:b/>
+        </w:rPr>
+        <w:t xml:space="preserve">S4a (brute force):</w:t>
+      </w:r>
+      <w:r>
+        <w:t xml:space="preserve"> </w:t>
+      </w:r>
+      <w:r>
+        <w:t xml:space="preserve">found in all 10 windows.</w:t>
+      </w:r>
+    </w:p>
+    <w:p>
+      <w:pPr>
+        <w:numPr>
+          <w:ilvl w:val="0"/>
+          <w:numId w:val="1002"/>
+        </w:numPr>
+        <w:pStyle w:val="Compact"/>
+      </w:pPr>
+      <w:r>
+        <w:rPr>
+          <w:bCs/>
+          <w:b/>
+        </w:rPr>
+        <w:t xml:space="preserve">S4b (ARP spoofing):</w:t>
       </w:r>
       <w:r>
         <w:t xml:space="preserve"> </w:t>
@@ -1820,13 +1910,19 @@
       <w:r>
         <w:t xml:space="preserve">all 8 windows flagged, attributed to the attacker MAC/IP, not the spoofed gateway IP.</w:t>
       </w:r>
-      <w:r>
-        <w:t xml:space="preserve"> </w:t>
-      </w:r>
-      <w:r>
-        <w:rPr>
-          <w:iCs/>
-          <w:i/>
+    </w:p>
+    <w:p>
+      <w:pPr>
+        <w:numPr>
+          <w:ilvl w:val="0"/>
+          <w:numId w:val="1002"/>
+        </w:numPr>
+        <w:pStyle w:val="Compact"/>
+      </w:pPr>
+      <w:r>
+        <w:rPr>
+          <w:bCs/>
+          <w:b/>
         </w:rPr>
         <w:t xml:space="preserve">Detection latency</w:t>
       </w:r>
@@ -1839,7 +1935,7 @@
     </w:p>
     <w:p>
       <w:pPr>
-        <w:pStyle w:val="BodyText"/>
+        <w:pStyle w:val="FirstParagraph"/>
       </w:pPr>
       <w:r>
         <w:rPr>
@@ -2117,6 +2213,61 @@
     </w:tbl>
     <w:p>
       <w:pPr>
+        <w:pStyle w:val="CaptionedFigure"/>
+      </w:pPr>
+      <w:r>
+        <w:drawing>
+          <wp:inline>
+            <wp:extent cx="5334000" cy="2026920"/>
+            <wp:effectExtent b="0" l="0" r="0" t="0"/>
+            <wp:docPr descr="Figure 1 - S3 SYN flood: per-source packet rate; the attacker (192.168.10.200) and the victim server stand out during the shaded alert windows." title="" id="27" name="Picture"/>
+            <a:graphic>
+              <a:graphicData uri="http://schemas.openxmlformats.org/drawingml/2006/picture">
+                <pic:pic>
+                  <pic:nvPicPr>
+                    <pic:cNvPr descr="results/figures/s3_dos_timeline.png" id="28" name="Picture"/>
+                    <pic:cNvPicPr>
+                      <a:picLocks noChangeArrowheads="1" noChangeAspect="1"/>
+                    </pic:cNvPicPr>
+                  </pic:nvPicPr>
+                  <pic:blipFill>
+                    <a:blip r:embed="rId26"/>
+                    <a:stretch>
+                      <a:fillRect/>
+                    </a:stretch>
+                  </pic:blipFill>
+                  <pic:spPr bwMode="auto">
+                    <a:xfrm>
+                      <a:off x="0" y="0"/>
+                      <a:ext cx="5334000" cy="2026920"/>
+                    </a:xfrm>
+                    <a:prstGeom prst="rect">
+                      <a:avLst/>
+                    </a:prstGeom>
+                    <a:noFill/>
+                    <a:ln w="9525">
+                      <a:noFill/>
+                      <a:headEnd/>
+                      <a:tailEnd/>
+                    </a:ln>
+                  </pic:spPr>
+                </pic:pic>
+              </a:graphicData>
+            </a:graphic>
+          </wp:inline>
+        </w:drawing>
+      </w:r>
+    </w:p>
+    <w:p>
+      <w:pPr>
+        <w:pStyle w:val="ImageCaption"/>
+      </w:pPr>
+      <w:r>
+        <w:t xml:space="preserve">Figure 1 - S3 SYN flood: per-source packet rate; the attacker (192.168.10.200) and the victim server stand out during the shaded alert windows.</w:t>
+      </w:r>
+    </w:p>
+    <w:p>
+      <w:pPr>
         <w:pStyle w:val="BodyText"/>
       </w:pPr>
       <w:r>
@@ -2149,368 +2300,6 @@
           <w:b/>
         </w:rPr>
         <w:t xml:space="preserve">Errors and difficult cases.</w:t>
-      </w:r>
-      <w:r>
-        <w:t xml:space="preserve"> </w:t>
-      </w:r>
-      <w:r>
-        <w:t xml:space="preserve">-</w:t>
-      </w:r>
-      <w:r>
-        <w:t xml:space="preserve"> </w:t>
-      </w:r>
-      <w:r>
-        <w:rPr>
-          <w:iCs/>
-          <w:i/>
-        </w:rPr>
-        <w:t xml:space="preserve">False positive (S3, ML only):</w:t>
-      </w:r>
-      <w:r>
-        <w:t xml:space="preserve"> </w:t>
-      </w:r>
-      <w:r>
-        <w:t xml:space="preserve">the web server at t = 110 s scored 0.697 vs. a 0.696 threshold - a marginal, Low-severity alert on a normal busy window.</w:t>
-      </w:r>
-      <w:r>
-        <w:t xml:space="preserve"> </w:t>
-      </w:r>
-      <w:r>
-        <w:t xml:space="preserve">-</w:t>
-      </w:r>
-      <w:r>
-        <w:t xml:space="preserve"> </w:t>
-      </w:r>
-      <w:r>
-        <w:rPr>
-          <w:iCs/>
-          <w:i/>
-        </w:rPr>
-        <w:t xml:space="preserve">S5 flash crowd (false positives):</w:t>
-      </w:r>
-      <w:r>
-        <w:t xml:space="preserve"> </w:t>
-      </w:r>
-      <w:r>
-        <w:t xml:space="preserve">the ML layer raised</w:t>
-      </w:r>
-      <w:r>
-        <w:t xml:space="preserve"> </w:t>
-      </w:r>
-      <w:r>
-        <w:rPr>
-          <w:bCs/>
-          <w:b/>
-        </w:rPr>
-        <w:t xml:space="preserve">17 Low/Medium</w:t>
-      </w:r>
-      <w:r>
-        <w:rPr>
-          <w:bCs/>
-          <w:b/>
-        </w:rPr>
-        <w:t xml:space="preserve"> </w:t>
-      </w:r>
-      <w:r>
-        <w:rPr>
-          <w:rStyle w:val="VerbatimChar"/>
-          <w:bCs/>
-          <w:b/>
-        </w:rPr>
-        <w:t xml:space="preserve">ANOMALY</w:t>
-      </w:r>
-      <w:r>
-        <w:rPr>
-          <w:bCs/>
-          <w:b/>
-        </w:rPr>
-        <w:t xml:space="preserve"> </w:t>
-      </w:r>
-      <w:r>
-        <w:rPr>
-          <w:bCs/>
-          <w:b/>
-        </w:rPr>
-        <w:t xml:space="preserve">alerts</w:t>
-      </w:r>
-      <w:r>
-        <w:t xml:space="preserve"> </w:t>
-      </w:r>
-      <w:r>
-        <w:t xml:space="preserve">on benign clients (e.g. </w:t>
-      </w:r>
-      <w:r>
-        <w:rPr>
-          <w:rStyle w:val="VerbatimChar"/>
-        </w:rPr>
-        <w:t xml:space="preserve">max_conns_per_target = 25</w:t>
-      </w:r>
-      <w:r>
-        <w:t xml:space="preserve">, benign median 1). Rules stayed silent because the handshakes completed. This is the central lesson: volume alone is not malice. Hybrid does not remove these ML-only alerts; it labels them as uncategorised, low-severity anomalies that an analyst can triage in seconds.</w:t>
-      </w:r>
-      <w:r>
-        <w:t xml:space="preserve"> </w:t>
-      </w:r>
-      <w:r>
-        <w:t xml:space="preserve">-</w:t>
-      </w:r>
-      <w:r>
-        <w:t xml:space="preserve"> </w:t>
-      </w:r>
-      <w:r>
-        <w:rPr>
-          <w:iCs/>
-          <w:i/>
-        </w:rPr>
-        <w:t xml:space="preserve">S5 slow scan (false negative):</w:t>
-      </w:r>
-      <w:r>
-        <w:t xml:space="preserve"> </w:t>
-      </w:r>
-      <w:r>
-        <w:rPr>
-          <w:bCs/>
-          <w:b/>
-        </w:rPr>
-        <w:t xml:space="preserve">all 23 attack windows missed by every mode.</w:t>
-      </w:r>
-      <w:r>
-        <w:t xml:space="preserve"> </w:t>
-      </w:r>
-      <w:r>
-        <w:t xml:space="preserve">One port every ~3 s is 1-2 ports per window - below the scan rule, and indistinguishable from a normal client to the Isolation Forest.</w:t>
-      </w:r>
-      <w:r>
-        <w:t xml:space="preserve"> </w:t>
-      </w:r>
-      <w:r>
-        <w:t xml:space="preserve">-</w:t>
-      </w:r>
-      <w:r>
-        <w:t xml:space="preserve"> </w:t>
-      </w:r>
-      <w:r>
-        <w:rPr>
-          <w:iCs/>
-          <w:i/>
-        </w:rPr>
-        <w:t xml:space="preserve">ARP spoofing is invisible to the ML layer alone</w:t>
-      </w:r>
-      <w:r>
-        <w:t xml:space="preserve"> </w:t>
-      </w:r>
-      <w:r>
-        <w:t xml:space="preserve">(0/8). In benign training data</w:t>
-      </w:r>
-      <w:r>
-        <w:t xml:space="preserve"> </w:t>
-      </w:r>
-      <w:r>
-        <w:rPr>
-          <w:rStyle w:val="VerbatimChar"/>
-        </w:rPr>
-        <w:t xml:space="preserve">arp_unsolicited</w:t>
-      </w:r>
-      <w:r>
-        <w:t xml:space="preserve"> </w:t>
-      </w:r>
-      <w:r>
-        <w:t xml:space="preserve">is always 0, so the trees have no split point on it - an Isolation Forest cannot learn from a feature that never varied. The rule layer catches it; this is the strongest argument for the hybrid design.</w:t>
-      </w:r>
-      <w:r>
-        <w:t xml:space="preserve"> </w:t>
-      </w:r>
-      <w:r>
-        <w:t xml:space="preserve">-</w:t>
-      </w:r>
-      <w:r>
-        <w:t xml:space="preserve"> </w:t>
-      </w:r>
-      <w:r>
-        <w:rPr>
-          <w:iCs/>
-          <w:i/>
-        </w:rPr>
-        <w:t xml:space="preserve">Rule layer precision of 100 %</w:t>
-      </w:r>
-      <w:r>
-        <w:t xml:space="preserve"> </w:t>
-      </w:r>
-      <w:r>
-        <w:t xml:space="preserve">partly reflects that the benign data contains no scanner-like benign hosts (vulnerability scanners, monitoring, backup jobs); real networks do.</w:t>
-      </w:r>
-    </w:p>
-    <w:bookmarkEnd w:id="26"/>
-    <w:bookmarkStart w:id="27" w:name="network-and-security-considerations"/>
-    <w:p>
-      <w:pPr>
-        <w:pStyle w:val="Heading2"/>
-      </w:pPr>
-      <w:r>
-        <w:t xml:space="preserve">8. Network and security considerations</w:t>
-      </w:r>
-    </w:p>
-    <w:p>
-      <w:pPr>
-        <w:numPr>
-          <w:ilvl w:val="0"/>
-          <w:numId w:val="1002"/>
-        </w:numPr>
-        <w:pStyle w:val="Compact"/>
-      </w:pPr>
-      <w:r>
-        <w:rPr>
-          <w:bCs/>
-          <w:b/>
-        </w:rPr>
-        <w:t xml:space="preserve">Performance / inline use.</w:t>
-      </w:r>
-      <w:r>
-        <w:t xml:space="preserve"> </w:t>
-      </w:r>
-      <w:r>
-        <w:t xml:space="preserve">This is an offline, windowed analyser: ~135,000 packets/s parse + feature extraction and 168 ms for model scoring on a 21,872-packet capture (single core, Python). Inline (IPS) deployment would add latency and a failure mode on the data path; I would deploy passively on a SPAN/TAP port. Windowing means alerts lag by at least one window.</w:t>
-      </w:r>
-    </w:p>
-    <w:p>
-      <w:pPr>
-        <w:numPr>
-          <w:ilvl w:val="0"/>
-          <w:numId w:val="1002"/>
-        </w:numPr>
-        <w:pStyle w:val="Compact"/>
-      </w:pPr>
-      <w:r>
-        <w:rPr>
-          <w:bCs/>
-          <w:b/>
-        </w:rPr>
-        <w:t xml:space="preserve">Completeness of capture.</w:t>
-      </w:r>
-      <w:r>
-        <w:t xml:space="preserve"> </w:t>
-      </w:r>
-      <w:r>
-        <w:t xml:space="preserve">Drops under load, asymmetric routing (seeing only one direction) and encryption break flow tracking: a missed SYN-ACK looks like a failed connection and inflates</w:t>
-      </w:r>
-      <w:r>
-        <w:t xml:space="preserve"> </w:t>
-      </w:r>
-      <w:r>
-        <w:rPr>
-          <w:rStyle w:val="VerbatimChar"/>
-        </w:rPr>
-        <w:t xml:space="preserve">fail_ratio</w:t>
-      </w:r>
-      <w:r>
-        <w:t xml:space="preserve">. Encrypted payloads are irrelevant here because only headers and timing are used.</w:t>
-      </w:r>
-    </w:p>
-    <w:p>
-      <w:pPr>
-        <w:numPr>
-          <w:ilvl w:val="0"/>
-          <w:numId w:val="1002"/>
-        </w:numPr>
-        <w:pStyle w:val="Compact"/>
-      </w:pPr>
-      <w:r>
-        <w:rPr>
-          <w:bCs/>
-          <w:b/>
-        </w:rPr>
-        <w:t xml:space="preserve">Evasion.</w:t>
-      </w:r>
-      <w:r>
-        <w:t xml:space="preserve"> </w:t>
-      </w:r>
-      <w:r>
-        <w:t xml:space="preserve">Low-and-slow scans (demonstrated), distributed scans from many sources, spoofed-source SYN floods (per-source features see each source once; a per-</w:t>
-      </w:r>
-      <w:r>
-        <w:rPr>
-          <w:iCs/>
-          <w:i/>
-        </w:rPr>
-        <w:t xml:space="preserve">destination</w:t>
-      </w:r>
-      <w:r>
-        <w:t xml:space="preserve"> </w:t>
-      </w:r>
-      <w:r>
-        <w:t xml:space="preserve">SYN/SYN-ACK imbalance rule is needed), mimicking benign rates, and slowly poisoning an ML baseline if training data is attacker-influenced.</w:t>
-      </w:r>
-    </w:p>
-    <w:p>
-      <w:pPr>
-        <w:numPr>
-          <w:ilvl w:val="0"/>
-          <w:numId w:val="1002"/>
-        </w:numPr>
-        <w:pStyle w:val="Compact"/>
-      </w:pPr>
-      <w:r>
-        <w:rPr>
-          <w:bCs/>
-          <w:b/>
-        </w:rPr>
-        <w:t xml:space="preserve">False-positive cost.</w:t>
-      </w:r>
-      <w:r>
-        <w:t xml:space="preserve"> </w:t>
-      </w:r>
-      <w:r>
-        <w:t xml:space="preserve">Alerts that block (IPS) can cut off a legitimate flash crowd - exactly the S5 case. I therefore keep ML-only alerts non-blocking, low-severity, and explained.</w:t>
-      </w:r>
-    </w:p>
-    <w:p>
-      <w:pPr>
-        <w:numPr>
-          <w:ilvl w:val="0"/>
-          <w:numId w:val="1002"/>
-        </w:numPr>
-        <w:pStyle w:val="Compact"/>
-      </w:pPr>
-      <w:r>
-        <w:rPr>
-          <w:bCs/>
-          <w:b/>
-        </w:rPr>
-        <w:t xml:space="preserve">Scalability.</w:t>
-      </w:r>
-      <w:r>
-        <w:t xml:space="preserve"> </w:t>
-      </w:r>
-      <w:r>
-        <w:t xml:space="preserve">Memory scales with distinct (window, source, flow) state; for 10 Gbit/s links this should move to Zeek/NetFlow-style sampled or hardware-assisted telemetry with the same per-source features, and the model scored in batch.</w:t>
-      </w:r>
-    </w:p>
-    <w:bookmarkEnd w:id="27"/>
-    <w:bookmarkStart w:id="28" w:name="limitations"/>
-    <w:p>
-      <w:pPr>
-        <w:pStyle w:val="Heading2"/>
-      </w:pPr>
-      <w:r>
-        <w:t xml:space="preserve">9. Limitations</w:t>
-      </w:r>
-    </w:p>
-    <w:p>
-      <w:pPr>
-        <w:pStyle w:val="FirstParagraph"/>
-      </w:pPr>
-      <w:r>
-        <w:t xml:space="preserve">Synthetic data written by the same author as the detector is the main weakness: thresholds and features fit attacks I know how I generated. The traffic is far simpler than a real network (one subnet, no IPv6, no VPN, no real application diversity), attack intensity is fixed, ML training uses ~880 benign rows, and the evaluation set is small (27 attack rows in S1-S4). Metrics here show that the pipeline works and where it breaks, not how it would perform in production. IPv6/ND spoofing, TCP stealth scans (FIN/NULL/Xmas), UDP floods and application-layer attacks are out of scope.</w:t>
-      </w:r>
-    </w:p>
-    <w:bookmarkEnd w:id="28"/>
-    <w:bookmarkStart w:id="29" w:name="future-improvements"/>
-    <w:p>
-      <w:pPr>
-        <w:pStyle w:val="Heading2"/>
-      </w:pPr>
-      <w:r>
-        <w:t xml:space="preserve">10. Future improvements</w:t>
       </w:r>
     </w:p>
     <w:p>
@@ -2522,16 +2311,493 @@
         <w:pStyle w:val="Compact"/>
       </w:pPr>
       <w:r>
-        <w:t xml:space="preserve">Validate on CICIDS2017 and on live lab captures (Mininet + nmap/hping3/hydra/arpspoof). (2) Multi-timescale features (5 s and 5 min) to catch slow scans. (3) Per-destination SYN/SYN-ACK imbalance for spoofed floods. (4) A supervised classifier or calibrated confidence once labelled real data exists. (5) Allow-listing known scanners/monitors and a feedback loop from analyst verdicts. (6) Streaming ingestion (Zeek logs / live capture) and IPv6 support.</w:t>
-      </w:r>
-    </w:p>
-    <w:bookmarkEnd w:id="29"/>
-    <w:bookmarkStart w:id="30" w:name="reproducing"/>
+        <w:rPr>
+          <w:iCs/>
+          <w:i/>
+        </w:rPr>
+        <w:t xml:space="preserve">False positive (S3, ML only):</w:t>
+      </w:r>
+      <w:r>
+        <w:t xml:space="preserve"> </w:t>
+      </w:r>
+      <w:r>
+        <w:t xml:space="preserve">the web server at t = 110 s scored 0.697 vs. a 0.696 threshold - a marginal, Low-severity alert on a normal busy window.</w:t>
+      </w:r>
+    </w:p>
+    <w:p>
+      <w:pPr>
+        <w:numPr>
+          <w:ilvl w:val="0"/>
+          <w:numId w:val="1003"/>
+        </w:numPr>
+        <w:pStyle w:val="Compact"/>
+      </w:pPr>
+      <w:r>
+        <w:rPr>
+          <w:iCs/>
+          <w:i/>
+        </w:rPr>
+        <w:t xml:space="preserve">S5 flash crowd (false positives):</w:t>
+      </w:r>
+      <w:r>
+        <w:t xml:space="preserve"> </w:t>
+      </w:r>
+      <w:r>
+        <w:t xml:space="preserve">the ML layer raised</w:t>
+      </w:r>
+      <w:r>
+        <w:t xml:space="preserve"> </w:t>
+      </w:r>
+      <w:r>
+        <w:rPr>
+          <w:bCs/>
+          <w:b/>
+        </w:rPr>
+        <w:t xml:space="preserve">17 Low/Medium</w:t>
+      </w:r>
+      <w:r>
+        <w:rPr>
+          <w:bCs/>
+          <w:b/>
+        </w:rPr>
+        <w:t xml:space="preserve"> </w:t>
+      </w:r>
+      <w:r>
+        <w:rPr>
+          <w:rStyle w:val="VerbatimChar"/>
+          <w:bCs/>
+          <w:b/>
+        </w:rPr>
+        <w:t xml:space="preserve">ANOMALY</w:t>
+      </w:r>
+      <w:r>
+        <w:rPr>
+          <w:bCs/>
+          <w:b/>
+        </w:rPr>
+        <w:t xml:space="preserve"> </w:t>
+      </w:r>
+      <w:r>
+        <w:rPr>
+          <w:bCs/>
+          <w:b/>
+        </w:rPr>
+        <w:t xml:space="preserve">alerts</w:t>
+      </w:r>
+      <w:r>
+        <w:t xml:space="preserve"> </w:t>
+      </w:r>
+      <w:r>
+        <w:t xml:space="preserve">on benign clients (e.g. </w:t>
+      </w:r>
+      <w:r>
+        <w:rPr>
+          <w:rStyle w:val="VerbatimChar"/>
+        </w:rPr>
+        <w:t xml:space="preserve">max_conns_per_target = 25</w:t>
+      </w:r>
+      <w:r>
+        <w:t xml:space="preserve">, benign median 1). Rules stayed silent because the handshakes completed. This is the central lesson: volume alone is not malice. Hybrid does not remove these ML-only alerts; it labels them as uncategorised, low-severity anomalies that an analyst can triage in seconds.</w:t>
+      </w:r>
+    </w:p>
+    <w:p>
+      <w:pPr>
+        <w:numPr>
+          <w:ilvl w:val="0"/>
+          <w:numId w:val="1003"/>
+        </w:numPr>
+        <w:pStyle w:val="Compact"/>
+      </w:pPr>
+      <w:r>
+        <w:rPr>
+          <w:iCs/>
+          <w:i/>
+        </w:rPr>
+        <w:t xml:space="preserve">S5 slow scan (false negative):</w:t>
+      </w:r>
+      <w:r>
+        <w:t xml:space="preserve"> </w:t>
+      </w:r>
+      <w:r>
+        <w:rPr>
+          <w:bCs/>
+          <w:b/>
+        </w:rPr>
+        <w:t xml:space="preserve">all 23 attack windows missed by every mode.</w:t>
+      </w:r>
+      <w:r>
+        <w:t xml:space="preserve"> </w:t>
+      </w:r>
+      <w:r>
+        <w:t xml:space="preserve">One port every ~3 s is 1-2 ports per window - below the scan rule, and indistinguishable from a normal client to the Isolation Forest.</w:t>
+      </w:r>
+    </w:p>
+    <w:p>
+      <w:pPr>
+        <w:numPr>
+          <w:ilvl w:val="0"/>
+          <w:numId w:val="1003"/>
+        </w:numPr>
+        <w:pStyle w:val="Compact"/>
+      </w:pPr>
+      <w:r>
+        <w:rPr>
+          <w:iCs/>
+          <w:i/>
+        </w:rPr>
+        <w:t xml:space="preserve">ARP spoofing is invisible to the ML layer alone</w:t>
+      </w:r>
+      <w:r>
+        <w:t xml:space="preserve"> </w:t>
+      </w:r>
+      <w:r>
+        <w:t xml:space="preserve">(0/8). In benign training data</w:t>
+      </w:r>
+      <w:r>
+        <w:t xml:space="preserve"> </w:t>
+      </w:r>
+      <w:r>
+        <w:rPr>
+          <w:rStyle w:val="VerbatimChar"/>
+        </w:rPr>
+        <w:t xml:space="preserve">arp_unsolicited</w:t>
+      </w:r>
+      <w:r>
+        <w:t xml:space="preserve"> </w:t>
+      </w:r>
+      <w:r>
+        <w:t xml:space="preserve">is always 0, so the trees have no split point on it - an Isolation Forest cannot learn from a feature that never varied. The rule layer catches it; this is the strongest argument for the hybrid design.</w:t>
+      </w:r>
+    </w:p>
+    <w:p>
+      <w:pPr>
+        <w:numPr>
+          <w:ilvl w:val="0"/>
+          <w:numId w:val="1003"/>
+        </w:numPr>
+        <w:pStyle w:val="Compact"/>
+      </w:pPr>
+      <w:r>
+        <w:rPr>
+          <w:iCs/>
+          <w:i/>
+        </w:rPr>
+        <w:t xml:space="preserve">Rule layer precision of 100 %</w:t>
+      </w:r>
+      <w:r>
+        <w:t xml:space="preserve"> </w:t>
+      </w:r>
+      <w:r>
+        <w:t xml:space="preserve">partly reflects that the benign data contains no scanner-like benign hosts (vulnerability scanners, monitoring, backup jobs); real networks do.</w:t>
+      </w:r>
+    </w:p>
+    <w:p>
+      <w:pPr>
+        <w:pStyle w:val="CaptionedFigure"/>
+      </w:pPr>
+      <w:r>
+        <w:drawing>
+          <wp:inline>
+            <wp:extent cx="5334000" cy="2026920"/>
+            <wp:effectExtent b="0" l="0" r="0" t="0"/>
+            <wp:docPr descr="Figure 2 - S5 ambiguous capture: the flash crowd at t = 60-70 s raises many low-severity anomaly alerts; the slow scan never appears." title="" id="30" name="Picture"/>
+            <a:graphic>
+              <a:graphicData uri="http://schemas.openxmlformats.org/drawingml/2006/picture">
+                <pic:pic>
+                  <pic:nvPicPr>
+                    <pic:cNvPr descr="results/figures/s5_ambiguous_timeline.png" id="31" name="Picture"/>
+                    <pic:cNvPicPr>
+                      <a:picLocks noChangeArrowheads="1" noChangeAspect="1"/>
+                    </pic:cNvPicPr>
+                  </pic:nvPicPr>
+                  <pic:blipFill>
+                    <a:blip r:embed="rId29"/>
+                    <a:stretch>
+                      <a:fillRect/>
+                    </a:stretch>
+                  </pic:blipFill>
+                  <pic:spPr bwMode="auto">
+                    <a:xfrm>
+                      <a:off x="0" y="0"/>
+                      <a:ext cx="5334000" cy="2026920"/>
+                    </a:xfrm>
+                    <a:prstGeom prst="rect">
+                      <a:avLst/>
+                    </a:prstGeom>
+                    <a:noFill/>
+                    <a:ln w="9525">
+                      <a:noFill/>
+                      <a:headEnd/>
+                      <a:tailEnd/>
+                    </a:ln>
+                  </pic:spPr>
+                </pic:pic>
+              </a:graphicData>
+            </a:graphic>
+          </wp:inline>
+        </w:drawing>
+      </w:r>
+    </w:p>
+    <w:p>
+      <w:pPr>
+        <w:pStyle w:val="ImageCaption"/>
+      </w:pPr>
+      <w:r>
+        <w:t xml:space="preserve">Figure 2 - S5 ambiguous capture: the flash crowd at t = 60-70 s raises many low-severity anomaly alerts; the slow scan never appears.</w:t>
+      </w:r>
+    </w:p>
+    <w:bookmarkEnd w:id="32"/>
+    <w:bookmarkStart w:id="33" w:name="network-and-security-considerations"/>
     <w:p>
       <w:pPr>
         <w:pStyle w:val="Heading2"/>
       </w:pPr>
       <w:r>
+        <w:t xml:space="preserve">8. Network and security considerations</w:t>
+      </w:r>
+    </w:p>
+    <w:p>
+      <w:pPr>
+        <w:numPr>
+          <w:ilvl w:val="0"/>
+          <w:numId w:val="1004"/>
+        </w:numPr>
+        <w:pStyle w:val="Compact"/>
+      </w:pPr>
+      <w:r>
+        <w:rPr>
+          <w:bCs/>
+          <w:b/>
+        </w:rPr>
+        <w:t xml:space="preserve">Performance / inline use.</w:t>
+      </w:r>
+      <w:r>
+        <w:t xml:space="preserve"> </w:t>
+      </w:r>
+      <w:r>
+        <w:t xml:space="preserve">This is an offline, windowed analyser: ~135,000 packets/s parse + feature extraction and 168 ms for rule + model scoring once features exist, on a 21,872-packet capture (single core, Python). Inline (IPS) deployment would add latency and a failure mode on the data path; I would deploy passively on a SPAN/TAP port. Windowing means alerts lag by at least one window.</w:t>
+      </w:r>
+    </w:p>
+    <w:p>
+      <w:pPr>
+        <w:numPr>
+          <w:ilvl w:val="0"/>
+          <w:numId w:val="1004"/>
+        </w:numPr>
+        <w:pStyle w:val="Compact"/>
+      </w:pPr>
+      <w:r>
+        <w:rPr>
+          <w:bCs/>
+          <w:b/>
+        </w:rPr>
+        <w:t xml:space="preserve">Completeness of capture.</w:t>
+      </w:r>
+      <w:r>
+        <w:t xml:space="preserve"> </w:t>
+      </w:r>
+      <w:r>
+        <w:t xml:space="preserve">Drops under load, asymmetric routing (seeing only one direction) and encryption break flow tracking: a missed SYN-ACK looks like a failed connection and inflates</w:t>
+      </w:r>
+      <w:r>
+        <w:t xml:space="preserve"> </w:t>
+      </w:r>
+      <w:r>
+        <w:rPr>
+          <w:rStyle w:val="VerbatimChar"/>
+        </w:rPr>
+        <w:t xml:space="preserve">fail_ratio</w:t>
+      </w:r>
+      <w:r>
+        <w:t xml:space="preserve">. Encrypted payloads are irrelevant here because only headers and timing are used.</w:t>
+      </w:r>
+    </w:p>
+    <w:p>
+      <w:pPr>
+        <w:numPr>
+          <w:ilvl w:val="0"/>
+          <w:numId w:val="1004"/>
+        </w:numPr>
+        <w:pStyle w:val="Compact"/>
+      </w:pPr>
+      <w:r>
+        <w:rPr>
+          <w:bCs/>
+          <w:b/>
+        </w:rPr>
+        <w:t xml:space="preserve">Evasion.</w:t>
+      </w:r>
+      <w:r>
+        <w:t xml:space="preserve"> </w:t>
+      </w:r>
+      <w:r>
+        <w:t xml:space="preserve">Low-and-slow scans (demonstrated), distributed scans from many sources, spoofed-source SYN floods (per-source features see each source once; a per-</w:t>
+      </w:r>
+      <w:r>
+        <w:rPr>
+          <w:iCs/>
+          <w:i/>
+        </w:rPr>
+        <w:t xml:space="preserve">destination</w:t>
+      </w:r>
+      <w:r>
+        <w:t xml:space="preserve"> </w:t>
+      </w:r>
+      <w:r>
+        <w:t xml:space="preserve">SYN/SYN-ACK imbalance rule is needed), mimicking benign rates, and slowly poisoning an ML baseline if training data is attacker-influenced.</w:t>
+      </w:r>
+    </w:p>
+    <w:p>
+      <w:pPr>
+        <w:numPr>
+          <w:ilvl w:val="0"/>
+          <w:numId w:val="1004"/>
+        </w:numPr>
+        <w:pStyle w:val="Compact"/>
+      </w:pPr>
+      <w:r>
+        <w:rPr>
+          <w:bCs/>
+          <w:b/>
+        </w:rPr>
+        <w:t xml:space="preserve">False-positive cost.</w:t>
+      </w:r>
+      <w:r>
+        <w:t xml:space="preserve"> </w:t>
+      </w:r>
+      <w:r>
+        <w:t xml:space="preserve">Alerts that block (IPS) can cut off a legitimate flash crowd - exactly the S5 case. I therefore keep ML-only alerts non-blocking, low-severity, and explained.</w:t>
+      </w:r>
+    </w:p>
+    <w:p>
+      <w:pPr>
+        <w:numPr>
+          <w:ilvl w:val="0"/>
+          <w:numId w:val="1004"/>
+        </w:numPr>
+        <w:pStyle w:val="Compact"/>
+      </w:pPr>
+      <w:r>
+        <w:rPr>
+          <w:bCs/>
+          <w:b/>
+        </w:rPr>
+        <w:t xml:space="preserve">Scalability.</w:t>
+      </w:r>
+      <w:r>
+        <w:t xml:space="preserve"> </w:t>
+      </w:r>
+      <w:r>
+        <w:t xml:space="preserve">Memory scales with distinct (window, source, flow) state; for 10 Gbit/s links this should move to Zeek/NetFlow-style sampled or hardware-assisted telemetry with the same per-source features, and the model scored in batch.</w:t>
+      </w:r>
+    </w:p>
+    <w:bookmarkEnd w:id="33"/>
+    <w:bookmarkStart w:id="34" w:name="limitations"/>
+    <w:p>
+      <w:pPr>
+        <w:pStyle w:val="Heading2"/>
+      </w:pPr>
+      <w:r>
+        <w:t xml:space="preserve">9. Limitations</w:t>
+      </w:r>
+    </w:p>
+    <w:p>
+      <w:pPr>
+        <w:pStyle w:val="FirstParagraph"/>
+      </w:pPr>
+      <w:r>
+        <w:t xml:space="preserve">Synthetic data written by the same author as the detector is the main weakness: thresholds and features fit attacks I know how I generated. The traffic is far simpler than a real network (one subnet, no IPv6, no VPN, no real application diversity), attack intensity is fixed, ML training uses ~880 benign rows, and the evaluation set is small (27 attack rows in S1-S4). Metrics here show that the pipeline works and where it breaks, not how it would perform in production. IPv6/ND spoofing, TCP stealth scans (FIN/NULL/Xmas), UDP floods and application-layer attacks are out of scope.</w:t>
+      </w:r>
+    </w:p>
+    <w:bookmarkEnd w:id="34"/>
+    <w:bookmarkStart w:id="35" w:name="future-improvements"/>
+    <w:p>
+      <w:pPr>
+        <w:pStyle w:val="Heading2"/>
+      </w:pPr>
+      <w:r>
+        <w:t xml:space="preserve">10. Future improvements</w:t>
+      </w:r>
+    </w:p>
+    <w:p>
+      <w:pPr>
+        <w:numPr>
+          <w:ilvl w:val="0"/>
+          <w:numId w:val="1005"/>
+        </w:numPr>
+        <w:pStyle w:val="Compact"/>
+      </w:pPr>
+      <w:r>
+        <w:t xml:space="preserve">Validate on CICIDS2017 and on live lab captures (Mininet + nmap/hping3/hydra/arpspoof).</w:t>
+      </w:r>
+    </w:p>
+    <w:p>
+      <w:pPr>
+        <w:numPr>
+          <w:ilvl w:val="0"/>
+          <w:numId w:val="1005"/>
+        </w:numPr>
+        <w:pStyle w:val="Compact"/>
+      </w:pPr>
+      <w:r>
+        <w:t xml:space="preserve">Multi-timescale features (5 s and 5 min) to catch slow scans.</w:t>
+      </w:r>
+    </w:p>
+    <w:p>
+      <w:pPr>
+        <w:numPr>
+          <w:ilvl w:val="0"/>
+          <w:numId w:val="1005"/>
+        </w:numPr>
+        <w:pStyle w:val="Compact"/>
+      </w:pPr>
+      <w:r>
+        <w:t xml:space="preserve">Per-destination SYN/SYN-ACK imbalance for spoofed floods.</w:t>
+      </w:r>
+    </w:p>
+    <w:p>
+      <w:pPr>
+        <w:numPr>
+          <w:ilvl w:val="0"/>
+          <w:numId w:val="1005"/>
+        </w:numPr>
+        <w:pStyle w:val="Compact"/>
+      </w:pPr>
+      <w:r>
+        <w:t xml:space="preserve">A supervised classifier or calibrated confidence once labelled real data exists.</w:t>
+      </w:r>
+    </w:p>
+    <w:p>
+      <w:pPr>
+        <w:numPr>
+          <w:ilvl w:val="0"/>
+          <w:numId w:val="1005"/>
+        </w:numPr>
+        <w:pStyle w:val="Compact"/>
+      </w:pPr>
+      <w:r>
+        <w:t xml:space="preserve">Allow-listing known scanners/monitors and a feedback loop from analyst verdicts.</w:t>
+      </w:r>
+    </w:p>
+    <w:p>
+      <w:pPr>
+        <w:numPr>
+          <w:ilvl w:val="0"/>
+          <w:numId w:val="1005"/>
+        </w:numPr>
+        <w:pStyle w:val="Compact"/>
+      </w:pPr>
+      <w:r>
+        <w:t xml:space="preserve">Streaming ingestion (Zeek logs / live capture) and IPv6 support.</w:t>
+      </w:r>
+    </w:p>
+    <w:bookmarkEnd w:id="35"/>
+    <w:bookmarkStart w:id="36" w:name="reproducing"/>
+    <w:p>
+      <w:pPr>
+        <w:pStyle w:val="Heading2"/>
+      </w:pPr>
+      <w:r>
         <w:t xml:space="preserve">Reproducing</w:t>
       </w:r>
     </w:p>
@@ -2564,8 +2830,8 @@
         <w:t xml:space="preserve">).</w:t>
       </w:r>
     </w:p>
-    <w:bookmarkEnd w:id="30"/>
-    <w:bookmarkEnd w:id="31"/>
+    <w:bookmarkEnd w:id="36"/>
+    <w:bookmarkEnd w:id="37"/>
     <w:sectPr/>
   </w:body>
 </w:document>
@@ -2672,13 +2938,13 @@
       </w:pPr>
     </w:lvl>
   </w:abstractNum>
-  <w:abstractNum w:abstractNumId="99431">
-    <w:nsid w:val="A99431"/>
+  <w:abstractNum w:abstractNumId="99411">
+    <w:nsid w:val="A99411"/>
     <w:multiLevelType w:val="multilevel"/>
     <w:lvl w:ilvl="0">
       <w:start w:val="1"/>
       <w:numFmt w:val="decimal"/>
-      <w:lvlText w:val="(%1)"/>
+      <w:lvlText w:val="%1."/>
       <w:lvlJc w:val="left"/>
       <w:pPr>
         <w:ind w:left="720" w:hanging="480"/>
@@ -2687,7 +2953,7 @@
     <w:lvl w:ilvl="1">
       <w:start w:val="1"/>
       <w:numFmt w:val="decimal"/>
-      <w:lvlText w:val="(%2)"/>
+      <w:lvlText w:val="%2."/>
       <w:lvlJc w:val="left"/>
       <w:pPr>
         <w:ind w:left="1440" w:hanging="480"/>
@@ -2696,7 +2962,7 @@
     <w:lvl w:ilvl="2">
       <w:start w:val="1"/>
       <w:numFmt w:val="decimal"/>
-      <w:lvlText w:val="(%3)"/>
+      <w:lvlText w:val="%3."/>
       <w:lvlJc w:val="left"/>
       <w:pPr>
         <w:ind w:left="2160" w:hanging="480"/>
@@ -2705,7 +2971,7 @@
     <w:lvl w:ilvl="3">
       <w:start w:val="1"/>
       <w:numFmt w:val="decimal"/>
-      <w:lvlText w:val="(%4)"/>
+      <w:lvlText w:val="%4."/>
       <w:lvlJc w:val="left"/>
       <w:pPr>
         <w:ind w:left="2880" w:hanging="480"/>
@@ -2714,7 +2980,7 @@
     <w:lvl w:ilvl="4">
       <w:start w:val="1"/>
       <w:numFmt w:val="decimal"/>
-      <w:lvlText w:val="(%5)"/>
+      <w:lvlText w:val="%5."/>
       <w:lvlJc w:val="left"/>
       <w:pPr>
         <w:ind w:left="3600" w:hanging="480"/>
@@ -2723,7 +2989,7 @@
     <w:lvl w:ilvl="5">
       <w:start w:val="1"/>
       <w:numFmt w:val="decimal"/>
-      <w:lvlText w:val="(%6)"/>
+      <w:lvlText w:val="%6."/>
       <w:lvlJc w:val="left"/>
       <w:pPr>
         <w:ind w:left="4320" w:hanging="480"/>
@@ -2732,7 +2998,7 @@
     <w:lvl w:ilvl="6">
       <w:start w:val="1"/>
       <w:numFmt w:val="decimal"/>
-      <w:lvlText w:val="(%7)"/>
+      <w:lvlText w:val="%7."/>
       <w:lvlJc w:val="left"/>
       <w:pPr>
         <w:ind w:left="5040" w:hanging="480"/>
@@ -2741,7 +3007,7 @@
     <w:lvl w:ilvl="7">
       <w:start w:val="1"/>
       <w:numFmt w:val="decimal"/>
-      <w:lvlText w:val="(%8)"/>
+      <w:lvlText w:val="%8."/>
       <w:lvlJc w:val="left"/>
       <w:pPr>
         <w:ind w:left="5760" w:hanging="480"/>
@@ -2750,7 +3016,7 @@
     <w:lvl w:ilvl="8">
       <w:start w:val="1"/>
       <w:numFmt w:val="decimal"/>
-      <w:lvlText w:val="(%9)"/>
+      <w:lvlText w:val="%9."/>
       <w:lvlJc w:val="left"/>
       <w:pPr>
         <w:ind w:left="6480" w:hanging="480"/>
@@ -2837,7 +3103,7 @@
     <w:abstractNumId w:val="990"/>
   </w:num>
   <w:num w:numId="1001">
-    <w:abstractNumId w:val="99431"/>
+    <w:abstractNumId w:val="99411"/>
     <w:lvlOverride w:ilvl="0">
       <w:startOverride w:val="1"/>
     </w:lvlOverride>
@@ -2870,7 +3136,13 @@
     <w:abstractNumId w:val="991"/>
   </w:num>
   <w:num w:numId="1003">
-    <w:abstractNumId w:val="99431"/>
+    <w:abstractNumId w:val="991"/>
+  </w:num>
+  <w:num w:numId="1004">
+    <w:abstractNumId w:val="991"/>
+  </w:num>
+  <w:num w:numId="1005">
+    <w:abstractNumId w:val="99411"/>
     <w:lvlOverride w:ilvl="0">
       <w:startOverride w:val="1"/>
     </w:lvlOverride>
@@ -2907,7 +3179,7 @@
   <w:docDefaults>
     <w:rPrDefault>
       <w:rPr>
-        <w:rFonts w:asciiTheme="minorHAnsi" w:cstheme="minorBidi" w:eastAsiaTheme="minorHAnsi" w:hAnsiTheme="minorHAnsi"/>
+        <w:rFonts w:ascii="Calibri" w:cs="Calibri" w:eastAsia="Calibri" w:hAnsi="Calibri"/>
         <w:sz w:val="24"/>
         <w:szCs w:val="24"/>
         <w:lang w:bidi="ar-SA" w:eastAsia="en-US" w:val="en-US"/>
@@ -2959,7 +3231,7 @@
       <w:jc w:val="center"/>
     </w:pPr>
     <w:rPr>
-      <w:rFonts w:asciiTheme="majorHAnsi" w:cstheme="majorBidi" w:eastAsiaTheme="majorEastAsia" w:hAnsiTheme="majorHAnsi"/>
+      <w:rFonts w:ascii="Calibri" w:cs="Calibri" w:eastAsia="Calibri" w:hAnsi="Calibri"/>
       <w:b/>
       <w:bCs/>
       <w:color w:themeColor="accent1" w:themeShade="B5" w:val="345A8A"/>
@@ -3058,7 +3330,7 @@
       <w:outlineLvl w:val="0"/>
     </w:pPr>
     <w:rPr>
-      <w:rFonts w:asciiTheme="majorHAnsi" w:cstheme="majorBidi" w:eastAsiaTheme="majorEastAsia" w:hAnsiTheme="majorHAnsi"/>
+      <w:rFonts w:ascii="Calibri" w:cs="Calibri" w:eastAsia="Calibri" w:hAnsi="Calibri"/>
       <w:b/>
       <w:bCs/>
       <w:color w:themeColor="accent1" w:val="4F81BD"/>
@@ -3080,7 +3352,7 @@
       <w:outlineLvl w:val="1"/>
     </w:pPr>
     <w:rPr>
-      <w:rFonts w:asciiTheme="majorHAnsi" w:cstheme="majorBidi" w:eastAsiaTheme="majorEastAsia" w:hAnsiTheme="majorHAnsi"/>
+      <w:rFonts w:ascii="Calibri" w:cs="Calibri" w:eastAsia="Calibri" w:hAnsi="Calibri"/>
       <w:b/>
       <w:bCs/>
       <w:color w:themeColor="accent1" w:val="4F81BD"/>
@@ -3102,7 +3374,7 @@
       <w:outlineLvl w:val="2"/>
     </w:pPr>
     <w:rPr>
-      <w:rFonts w:asciiTheme="majorHAnsi" w:cstheme="majorBidi" w:eastAsiaTheme="majorEastAsia" w:hAnsiTheme="majorHAnsi"/>
+      <w:rFonts w:ascii="Calibri" w:cs="Calibri" w:eastAsia="Calibri" w:hAnsi="Calibri"/>
       <w:b/>
       <w:bCs/>
       <w:color w:themeColor="accent1" w:val="4F81BD"/>
@@ -3124,7 +3396,7 @@
       <w:outlineLvl w:val="3"/>
     </w:pPr>
     <w:rPr>
-      <w:rFonts w:asciiTheme="majorHAnsi" w:cstheme="majorBidi" w:eastAsiaTheme="majorEastAsia" w:hAnsiTheme="majorHAnsi"/>
+      <w:rFonts w:ascii="Calibri" w:cs="Calibri" w:eastAsia="Calibri" w:hAnsi="Calibri"/>
       <w:i/>
       <w:bCs/>
       <w:color w:themeColor="accent1" w:val="4F81BD"/>
@@ -3146,7 +3418,7 @@
       <w:outlineLvl w:val="4"/>
     </w:pPr>
     <w:rPr>
-      <w:rFonts w:asciiTheme="majorHAnsi" w:cstheme="majorBidi" w:eastAsiaTheme="majorEastAsia" w:hAnsiTheme="majorHAnsi"/>
+      <w:rFonts w:ascii="Calibri" w:cs="Calibri" w:eastAsia="Calibri" w:hAnsi="Calibri"/>
       <w:iCs/>
       <w:color w:themeColor="accent1" w:val="4F81BD"/>
       <w:sz w:val="24"/>
@@ -3167,7 +3439,7 @@
       <w:outlineLvl w:val="5"/>
     </w:pPr>
     <w:rPr>
-      <w:rFonts w:asciiTheme="majorHAnsi" w:cstheme="majorBidi" w:eastAsiaTheme="majorEastAsia" w:hAnsiTheme="majorHAnsi"/>
+      <w:rFonts w:ascii="Calibri" w:cs="Calibri" w:eastAsia="Calibri" w:hAnsi="Calibri"/>
       <w:color w:themeColor="accent1" w:val="4F81BD"/>
       <w:sz w:val="24"/>
       <w:szCs w:val="24"/>
@@ -3187,7 +3459,7 @@
       <w:outlineLvl w:val="6"/>
     </w:pPr>
     <w:rPr>
-      <w:rFonts w:asciiTheme="majorHAnsi" w:cstheme="majorBidi" w:eastAsiaTheme="majorEastAsia" w:hAnsiTheme="majorHAnsi"/>
+      <w:rFonts w:ascii="Calibri" w:cs="Calibri" w:eastAsia="Calibri" w:hAnsi="Calibri"/>
       <w:color w:themeColor="accent1" w:val="4F81BD"/>
       <w:sz w:val="24"/>
       <w:szCs w:val="24"/>
@@ -3207,7 +3479,7 @@
       <w:outlineLvl w:val="7"/>
     </w:pPr>
     <w:rPr>
-      <w:rFonts w:asciiTheme="majorHAnsi" w:cstheme="majorBidi" w:eastAsiaTheme="majorEastAsia" w:hAnsiTheme="majorHAnsi"/>
+      <w:rFonts w:ascii="Calibri" w:cs="Calibri" w:eastAsia="Calibri" w:hAnsi="Calibri"/>
       <w:color w:themeColor="accent1" w:val="4F81BD"/>
       <w:sz w:val="24"/>
       <w:szCs w:val="24"/>
@@ -3227,7 +3499,7 @@
       <w:outlineLvl w:val="8"/>
     </w:pPr>
     <w:rPr>
-      <w:rFonts w:asciiTheme="majorHAnsi" w:cstheme="majorBidi" w:eastAsiaTheme="majorEastAsia" w:hAnsiTheme="majorHAnsi"/>
+      <w:rFonts w:ascii="Calibri" w:cs="Calibri" w:eastAsia="Calibri" w:hAnsi="Calibri"/>
       <w:color w:themeColor="accent1" w:val="4F81BD"/>
       <w:sz w:val="24"/>
       <w:szCs w:val="24"/>
@@ -3265,27 +3537,27 @@
     <w:unhideWhenUsed/>
     <w:qFormat/>
     <w:tblPr>
-      <w:tblInd w:type="dxa" w:w="0"/>
+      <w:tblBorders>
+        <w:top w:color="8A94A6" w:space="0" w:sz="4" w:val="single"/>
+        <w:left w:color="8A94A6" w:space="0" w:sz="4" w:val="single"/>
+        <w:bottom w:color="8A94A6" w:space="0" w:sz="4" w:val="single"/>
+        <w:right w:color="8A94A6" w:space="0" w:sz="4" w:val="single"/>
+        <w:insideH w:color="8A94A6" w:space="0" w:sz="4" w:val="single"/>
+        <w:insideV w:color="8A94A6" w:space="0" w:sz="4" w:val="single"/>
+      </w:tblBorders>
       <w:tblCellMar>
-        <w:top w:type="dxa" w:w="0"/>
-        <w:left w:type="dxa" w:w="108"/>
-        <w:bottom w:type="dxa" w:w="0"/>
-        <w:right w:type="dxa" w:w="108"/>
+        <w:top w:type="dxa" w:w="40"/>
+        <w:left w:type="dxa" w:w="90"/>
+        <w:bottom w:type="dxa" w:w="40"/>
+        <w:right w:type="dxa" w:w="90"/>
       </w:tblCellMar>
     </w:tblPr>
     <w:tblStylePr w:type="firstRow">
-      <w:tblPr>
-        <w:jc w:val="left"/>
-        <w:tblInd w:type="dxa" w:w="0"/>
-      </w:tblPr>
-      <w:trPr>
-        <w:jc w:val="left"/>
-      </w:trPr>
+      <w:rPr>
+        <w:b/>
+      </w:rPr>
       <w:tcPr>
-        <w:vAlign w:val="bottom"/>
-        <w:tcBorders>
-          <w:bottom w:val="single"/>
-        </w:tcBorders>
+        <w:shd w:color="auto" w:fill="E6EAF2" w:val="clear"/>
       </w:tcPr>
     </w:tblStylePr>
   </w:style>
@@ -3348,7 +3620,7 @@
     <w:name w:val="Verbatim Char"/>
     <w:basedOn w:val="BodyTextChar"/>
     <w:rPr>
-      <w:rFonts w:ascii="Consolas" w:hAnsi="Consolas"/>
+      <w:rFonts w:ascii="Calibri" w:cs="Calibri" w:eastAsia="Calibri" w:hAnsi="Calibri"/>
       <w:sz w:val="22"/>
     </w:rPr>
   </w:style>
@@ -3382,7 +3654,7 @@
       <w:outlineLvl w:val="9"/>
     </w:pPr>
     <w:rPr>
-      <w:rFonts w:asciiTheme="majorHAnsi" w:cstheme="majorBidi" w:eastAsiaTheme="majorEastAsia" w:hAnsiTheme="majorHAnsi"/>
+      <w:rFonts w:ascii="Calibri" w:cs="Calibri" w:eastAsia="Calibri" w:hAnsi="Calibri"/>
       <w:b w:val="0"/>
       <w:bCs w:val="0"/>
       <w:color w:themeColor="accent1" w:themeShade="BF" w:val="365F91"/>
